--- a/04.Bases de Dados/Apontamentos/Modelo de Dados.docx
+++ b/04.Bases de Dados/Apontamentos/Modelo de Dados.docx
@@ -4,16 +4,20 @@
   <w:body>
     <w:p>
       <w:pPr>
-        <w:jc w:val="both"/>
+        <w:jc w:val="center"/>
         <w:rPr>
           <w:b/>
           <w:bCs/>
+          <w:sz w:val="44"/>
+          <w:szCs w:val="44"/>
         </w:rPr>
       </w:pPr>
       <w:r>
         <w:rPr>
           <w:b/>
           <w:bCs/>
+          <w:sz w:val="44"/>
+          <w:szCs w:val="44"/>
         </w:rPr>
         <w:t>Modelo de Dados</w:t>
       </w:r>
@@ -47,15 +51,7 @@
         <w:jc w:val="both"/>
       </w:pPr>
       <w:r>
-        <w:t xml:space="preserve">A relação identifica o atributo de uma tabela que faz referência a um registo de outra tabela. </w:t>
-      </w:r>
-      <w:proofErr w:type="gramStart"/>
-      <w:r>
-        <w:t>(</w:t>
-      </w:r>
-      <w:proofErr w:type="gramEnd"/>
-      <w:r>
-        <w:t>KEYS)</w:t>
+        <w:t>A relação identifica o atributo de uma tabela que faz referência a um registo de outra tabela. (KEYS)</w:t>
       </w:r>
     </w:p>
     <w:p>
@@ -637,6 +633,36 @@
     <w:p>
       <w:pPr>
         <w:jc w:val="both"/>
+      </w:pPr>
+    </w:p>
+    <w:p>
+      <w:pPr>
+        <w:jc w:val="both"/>
+      </w:pPr>
+    </w:p>
+    <w:p>
+      <w:pPr>
+        <w:jc w:val="both"/>
+      </w:pPr>
+    </w:p>
+    <w:p>
+      <w:pPr>
+        <w:jc w:val="both"/>
+      </w:pPr>
+    </w:p>
+    <w:p>
+      <w:pPr>
+        <w:jc w:val="both"/>
+      </w:pPr>
+    </w:p>
+    <w:p>
+      <w:pPr>
+        <w:jc w:val="both"/>
+      </w:pPr>
+    </w:p>
+    <w:p>
+      <w:pPr>
+        <w:jc w:val="both"/>
         <w:rPr>
           <w:b/>
           <w:bCs/>
@@ -649,6 +675,7 @@
           <w:bCs/>
           <w:u w:val="single"/>
         </w:rPr>
+        <w:lastRenderedPageBreak/>
         <w:t>Chaves Naturais</w:t>
       </w:r>
     </w:p>
@@ -799,6 +826,58 @@
       <w:r>
         <w:t>Ligamos, sempre, uma chave estrangeira a uma primária.</w:t>
       </w:r>
+      <w:r>
+        <w:t xml:space="preserve"> No caso das tabelas, criar sempre a FK numa situação de </w:t>
+      </w:r>
+      <w:proofErr w:type="gramStart"/>
+      <w:r>
+        <w:t>1:N</w:t>
+      </w:r>
+      <w:proofErr w:type="gramEnd"/>
+      <w:r>
+        <w:t>, sendo o N a que terá a FK.</w:t>
+      </w:r>
+    </w:p>
+    <w:p>
+      <w:pPr>
+        <w:jc w:val="both"/>
+      </w:pPr>
+    </w:p>
+    <w:p>
+      <w:pPr>
+        <w:jc w:val="both"/>
+      </w:pPr>
+    </w:p>
+    <w:p>
+      <w:pPr>
+        <w:jc w:val="both"/>
+        <w:rPr>
+          <w:b/>
+          <w:bCs/>
+          <w:u w:val="single"/>
+        </w:rPr>
+      </w:pPr>
+      <w:r>
+        <w:rPr>
+          <w:b/>
+          <w:bCs/>
+          <w:u w:val="single"/>
+        </w:rPr>
+        <w:t>Cardinalidade</w:t>
+      </w:r>
+    </w:p>
+    <w:p>
+      <w:pPr>
+        <w:jc w:val="both"/>
+      </w:pPr>
+      <w:r>
+        <w:t>Devemos sempre aplicar, sempre que necessário.</w:t>
+      </w:r>
+    </w:p>
+    <w:p>
+      <w:pPr>
+        <w:jc w:val="both"/>
+      </w:pPr>
     </w:p>
     <w:p>
       <w:pPr>

--- a/04.Bases de Dados/Apontamentos/Modelo de Dados.docx
+++ b/04.Bases de Dados/Apontamentos/Modelo de Dados.docx
@@ -1,6 +1,6 @@
 
 <file path=word/document.xml><?xml version="1.0" encoding="utf-8"?>
-<w:document xmlns:wpc="http://schemas.microsoft.com/office/word/2010/wordprocessingCanvas" xmlns:cx="http://schemas.microsoft.com/office/drawing/2014/chartex" xmlns:cx1="http://schemas.microsoft.com/office/drawing/2015/9/8/chartex" xmlns:cx2="http://schemas.microsoft.com/office/drawing/2015/10/21/chartex" xmlns:cx3="http://schemas.microsoft.com/office/drawing/2016/5/9/chartex" xmlns:cx4="http://schemas.microsoft.com/office/drawing/2016/5/10/chartex" xmlns:cx5="http://schemas.microsoft.com/office/drawing/2016/5/11/chartex" xmlns:cx6="http://schemas.microsoft.com/office/drawing/2016/5/12/chartex" xmlns:cx7="http://schemas.microsoft.com/office/drawing/2016/5/13/chartex" xmlns:cx8="http://schemas.microsoft.com/office/drawing/2016/5/14/chartex" xmlns:mc="http://schemas.openxmlformats.org/markup-compatibility/2006" xmlns:aink="http://schemas.microsoft.com/office/drawing/2016/ink" xmlns:am3d="http://schemas.microsoft.com/office/drawing/2017/model3d" xmlns:o="urn:schemas-microsoft-com:office:office" xmlns:oel="http://schemas.microsoft.com/office/2019/extlst" xmlns:r="http://schemas.openxmlformats.org/officeDocument/2006/relationships" xmlns:m="http://schemas.openxmlformats.org/officeDocument/2006/math" xmlns:v="urn:schemas-microsoft-com:vml" xmlns:wp14="http://schemas.microsoft.com/office/word/2010/wordprocessingDrawing" xmlns:wp="http://schemas.openxmlformats.org/drawingml/2006/wordprocessingDrawing" xmlns:w10="urn:schemas-microsoft-com:office:word" xmlns:w="http://schemas.openxmlformats.org/wordprocessingml/2006/main" xmlns:w14="http://schemas.microsoft.com/office/word/2010/wordml" xmlns:w15="http://schemas.microsoft.com/office/word/2012/wordml" xmlns:w16cex="http://schemas.microsoft.com/office/word/2018/wordml/cex" xmlns:w16cid="http://schemas.microsoft.com/office/word/2016/wordml/cid" xmlns:w16="http://schemas.microsoft.com/office/word/2018/wordml" xmlns:w16du="http://schemas.microsoft.com/office/word/2023/wordml/word16du" xmlns:w16sdtdh="http://schemas.microsoft.com/office/word/2020/wordml/sdtdatahash" xmlns:w16se="http://schemas.microsoft.com/office/word/2015/wordml/symex" xmlns:wpg="http://schemas.microsoft.com/office/word/2010/wordprocessingGroup" xmlns:wpi="http://schemas.microsoft.com/office/word/2010/wordprocessingInk" xmlns:wne="http://schemas.microsoft.com/office/word/2006/wordml" xmlns:wps="http://schemas.microsoft.com/office/word/2010/wordprocessingShape" mc:Ignorable="w14 w15 w16se w16cid w16 w16cex w16sdtdh w16du wp14">
+<w:document xmlns:wpc="http://schemas.microsoft.com/office/word/2010/wordprocessingCanvas" xmlns:cx="http://schemas.microsoft.com/office/drawing/2014/chartex" xmlns:cx1="http://schemas.microsoft.com/office/drawing/2015/9/8/chartex" xmlns:cx2="http://schemas.microsoft.com/office/drawing/2015/10/21/chartex" xmlns:cx3="http://schemas.microsoft.com/office/drawing/2016/5/9/chartex" xmlns:cx4="http://schemas.microsoft.com/office/drawing/2016/5/10/chartex" xmlns:cx5="http://schemas.microsoft.com/office/drawing/2016/5/11/chartex" xmlns:cx6="http://schemas.microsoft.com/office/drawing/2016/5/12/chartex" xmlns:cx7="http://schemas.microsoft.com/office/drawing/2016/5/13/chartex" xmlns:cx8="http://schemas.microsoft.com/office/drawing/2016/5/14/chartex" xmlns:mc="http://schemas.openxmlformats.org/markup-compatibility/2006" xmlns:aink="http://schemas.microsoft.com/office/drawing/2016/ink" xmlns:am3d="http://schemas.microsoft.com/office/drawing/2017/model3d" xmlns:o="urn:schemas-microsoft-com:office:office" xmlns:oel="http://schemas.microsoft.com/office/2019/extlst" xmlns:r="http://schemas.openxmlformats.org/officeDocument/2006/relationships" xmlns:m="http://schemas.openxmlformats.org/officeDocument/2006/math" xmlns:v="urn:schemas-microsoft-com:vml" xmlns:wp14="http://schemas.microsoft.com/office/word/2010/wordprocessingDrawing" xmlns:wp="http://schemas.openxmlformats.org/drawingml/2006/wordprocessingDrawing" xmlns:w10="urn:schemas-microsoft-com:office:word" xmlns:w="http://schemas.openxmlformats.org/wordprocessingml/2006/main" xmlns:w14="http://schemas.microsoft.com/office/word/2010/wordml" xmlns:w15="http://schemas.microsoft.com/office/word/2012/wordml" xmlns:w16cex="http://schemas.microsoft.com/office/word/2018/wordml/cex" xmlns:w16cid="http://schemas.microsoft.com/office/word/2016/wordml/cid" xmlns:w16="http://schemas.microsoft.com/office/word/2018/wordml" xmlns:w16du="http://schemas.microsoft.com/office/word/2023/wordml/word16du" xmlns:w16sdtdh="http://schemas.microsoft.com/office/word/2020/wordml/sdtdatahash" xmlns:w16sdtfl="http://schemas.microsoft.com/office/word/2024/wordml/sdtformatlock" xmlns:w16se="http://schemas.microsoft.com/office/word/2015/wordml/symex" xmlns:wpg="http://schemas.microsoft.com/office/word/2010/wordprocessingGroup" xmlns:wpi="http://schemas.microsoft.com/office/word/2010/wordprocessingInk" xmlns:wne="http://schemas.microsoft.com/office/word/2006/wordml" xmlns:wps="http://schemas.microsoft.com/office/word/2010/wordprocessingShape" mc:Ignorable="w14 w15 w16se w16cid w16 w16cex w16sdtdh w16sdtfl w16du wp14">
   <w:body>
     <w:p>
       <w:pPr>
@@ -883,6 +883,61 @@
       <w:pPr>
         <w:jc w:val="both"/>
       </w:pPr>
+      <w:r>
+        <w:t>15/01/2025</w:t>
+      </w:r>
+    </w:p>
+    <w:p>
+      <w:pPr>
+        <w:jc w:val="both"/>
+      </w:pPr>
+      <w:r>
+        <w:t>Cardinalidade – o máximo está perto do atributo</w:t>
+      </w:r>
+    </w:p>
+    <w:p>
+      <w:pPr>
+        <w:jc w:val="both"/>
+      </w:pPr>
+      <w:r>
+        <w:t>Se não tiver o 0, é por defeito equivalente a 0. No caso de 1 traço, é mínimo 1 e máximo 1.</w:t>
+      </w:r>
+    </w:p>
+    <w:p>
+      <w:pPr>
+        <w:jc w:val="both"/>
+        <w:rPr>
+          <w:b/>
+          <w:bCs/>
+        </w:rPr>
+      </w:pPr>
+      <w:r>
+        <w:rPr>
+          <w:b/>
+          <w:bCs/>
+        </w:rPr>
+        <w:t>Numa relação de 1 para N, a FK fica SEMPRE no lado de muitos</w:t>
+      </w:r>
+    </w:p>
+    <w:p>
+      <w:pPr>
+        <w:jc w:val="both"/>
+      </w:pPr>
+    </w:p>
+    <w:p>
+      <w:pPr>
+        <w:jc w:val="both"/>
+      </w:pPr>
+    </w:p>
+    <w:p>
+      <w:pPr>
+        <w:jc w:val="both"/>
+      </w:pPr>
+    </w:p>
+    <w:p>
+      <w:pPr>
+        <w:jc w:val="both"/>
+      </w:pPr>
     </w:p>
     <w:p>
       <w:pPr>
@@ -911,7 +966,7 @@
 </file>
 
 <file path=word/numbering.xml><?xml version="1.0" encoding="utf-8"?>
-<w:numbering xmlns:wpc="http://schemas.microsoft.com/office/word/2010/wordprocessingCanvas" xmlns:cx="http://schemas.microsoft.com/office/drawing/2014/chartex" xmlns:cx1="http://schemas.microsoft.com/office/drawing/2015/9/8/chartex" xmlns:cx2="http://schemas.microsoft.com/office/drawing/2015/10/21/chartex" xmlns:cx3="http://schemas.microsoft.com/office/drawing/2016/5/9/chartex" xmlns:cx4="http://schemas.microsoft.com/office/drawing/2016/5/10/chartex" xmlns:cx5="http://schemas.microsoft.com/office/drawing/2016/5/11/chartex" xmlns:cx6="http://schemas.microsoft.com/office/drawing/2016/5/12/chartex" xmlns:cx7="http://schemas.microsoft.com/office/drawing/2016/5/13/chartex" xmlns:cx8="http://schemas.microsoft.com/office/drawing/2016/5/14/chartex" xmlns:mc="http://schemas.openxmlformats.org/markup-compatibility/2006" xmlns:aink="http://schemas.microsoft.com/office/drawing/2016/ink" xmlns:am3d="http://schemas.microsoft.com/office/drawing/2017/model3d" xmlns:o="urn:schemas-microsoft-com:office:office" xmlns:oel="http://schemas.microsoft.com/office/2019/extlst" xmlns:r="http://schemas.openxmlformats.org/officeDocument/2006/relationships" xmlns:m="http://schemas.openxmlformats.org/officeDocument/2006/math" xmlns:v="urn:schemas-microsoft-com:vml" xmlns:wp14="http://schemas.microsoft.com/office/word/2010/wordprocessingDrawing" xmlns:wp="http://schemas.openxmlformats.org/drawingml/2006/wordprocessingDrawing" xmlns:w10="urn:schemas-microsoft-com:office:word" xmlns:w="http://schemas.openxmlformats.org/wordprocessingml/2006/main" xmlns:w14="http://schemas.microsoft.com/office/word/2010/wordml" xmlns:w15="http://schemas.microsoft.com/office/word/2012/wordml" xmlns:w16cex="http://schemas.microsoft.com/office/word/2018/wordml/cex" xmlns:w16cid="http://schemas.microsoft.com/office/word/2016/wordml/cid" xmlns:w16="http://schemas.microsoft.com/office/word/2018/wordml" xmlns:w16du="http://schemas.microsoft.com/office/word/2023/wordml/word16du" xmlns:w16sdtdh="http://schemas.microsoft.com/office/word/2020/wordml/sdtdatahash" xmlns:w16se="http://schemas.microsoft.com/office/word/2015/wordml/symex" xmlns:wpg="http://schemas.microsoft.com/office/word/2010/wordprocessingGroup" xmlns:wpi="http://schemas.microsoft.com/office/word/2010/wordprocessingInk" xmlns:wne="http://schemas.microsoft.com/office/word/2006/wordml" xmlns:wps="http://schemas.microsoft.com/office/word/2010/wordprocessingShape" mc:Ignorable="w14 w15 w16se w16cid w16 w16cex w16sdtdh w16du wp14">
+<w:numbering xmlns:wpc="http://schemas.microsoft.com/office/word/2010/wordprocessingCanvas" xmlns:cx="http://schemas.microsoft.com/office/drawing/2014/chartex" xmlns:cx1="http://schemas.microsoft.com/office/drawing/2015/9/8/chartex" xmlns:cx2="http://schemas.microsoft.com/office/drawing/2015/10/21/chartex" xmlns:cx3="http://schemas.microsoft.com/office/drawing/2016/5/9/chartex" xmlns:cx4="http://schemas.microsoft.com/office/drawing/2016/5/10/chartex" xmlns:cx5="http://schemas.microsoft.com/office/drawing/2016/5/11/chartex" xmlns:cx6="http://schemas.microsoft.com/office/drawing/2016/5/12/chartex" xmlns:cx7="http://schemas.microsoft.com/office/drawing/2016/5/13/chartex" xmlns:cx8="http://schemas.microsoft.com/office/drawing/2016/5/14/chartex" xmlns:mc="http://schemas.openxmlformats.org/markup-compatibility/2006" xmlns:aink="http://schemas.microsoft.com/office/drawing/2016/ink" xmlns:am3d="http://schemas.microsoft.com/office/drawing/2017/model3d" xmlns:o="urn:schemas-microsoft-com:office:office" xmlns:oel="http://schemas.microsoft.com/office/2019/extlst" xmlns:r="http://schemas.openxmlformats.org/officeDocument/2006/relationships" xmlns:m="http://schemas.openxmlformats.org/officeDocument/2006/math" xmlns:v="urn:schemas-microsoft-com:vml" xmlns:wp14="http://schemas.microsoft.com/office/word/2010/wordprocessingDrawing" xmlns:wp="http://schemas.openxmlformats.org/drawingml/2006/wordprocessingDrawing" xmlns:w10="urn:schemas-microsoft-com:office:word" xmlns:w="http://schemas.openxmlformats.org/wordprocessingml/2006/main" xmlns:w14="http://schemas.microsoft.com/office/word/2010/wordml" xmlns:w15="http://schemas.microsoft.com/office/word/2012/wordml" xmlns:w16cex="http://schemas.microsoft.com/office/word/2018/wordml/cex" xmlns:w16cid="http://schemas.microsoft.com/office/word/2016/wordml/cid" xmlns:w16="http://schemas.microsoft.com/office/word/2018/wordml" xmlns:w16du="http://schemas.microsoft.com/office/word/2023/wordml/word16du" xmlns:w16sdtdh="http://schemas.microsoft.com/office/word/2020/wordml/sdtdatahash" xmlns:w16sdtfl="http://schemas.microsoft.com/office/word/2024/wordml/sdtformatlock" xmlns:w16se="http://schemas.microsoft.com/office/word/2015/wordml/symex" xmlns:wpg="http://schemas.microsoft.com/office/word/2010/wordprocessingGroup" xmlns:wpi="http://schemas.microsoft.com/office/word/2010/wordprocessingInk" xmlns:wne="http://schemas.microsoft.com/office/word/2006/wordml" xmlns:wps="http://schemas.microsoft.com/office/word/2010/wordprocessingShape" mc:Ignorable="w14 w15 w16se w16cid w16 w16cex w16sdtdh w16sdtfl w16du wp14">
   <w:abstractNum w:abstractNumId="0" w15:restartNumberingAfterBreak="0">
     <w:nsid w:val="1847172B"/>
     <w:multiLevelType w:val="hybridMultilevel"/>
@@ -1264,7 +1319,7 @@
 </file>
 
 <file path=word/styles.xml><?xml version="1.0" encoding="utf-8"?>
-<w:styles xmlns:mc="http://schemas.openxmlformats.org/markup-compatibility/2006" xmlns:r="http://schemas.openxmlformats.org/officeDocument/2006/relationships" xmlns:w="http://schemas.openxmlformats.org/wordprocessingml/2006/main" xmlns:w14="http://schemas.microsoft.com/office/word/2010/wordml" xmlns:w15="http://schemas.microsoft.com/office/word/2012/wordml" xmlns:w16cex="http://schemas.microsoft.com/office/word/2018/wordml/cex" xmlns:w16cid="http://schemas.microsoft.com/office/word/2016/wordml/cid" xmlns:w16="http://schemas.microsoft.com/office/word/2018/wordml" xmlns:w16du="http://schemas.microsoft.com/office/word/2023/wordml/word16du" xmlns:w16sdtdh="http://schemas.microsoft.com/office/word/2020/wordml/sdtdatahash" xmlns:w16se="http://schemas.microsoft.com/office/word/2015/wordml/symex" mc:Ignorable="w14 w15 w16se w16cid w16 w16cex w16sdtdh w16du">
+<w:styles xmlns:mc="http://schemas.openxmlformats.org/markup-compatibility/2006" xmlns:r="http://schemas.openxmlformats.org/officeDocument/2006/relationships" xmlns:w="http://schemas.openxmlformats.org/wordprocessingml/2006/main" xmlns:w14="http://schemas.microsoft.com/office/word/2010/wordml" xmlns:w15="http://schemas.microsoft.com/office/word/2012/wordml" xmlns:w16cex="http://schemas.microsoft.com/office/word/2018/wordml/cex" xmlns:w16cid="http://schemas.microsoft.com/office/word/2016/wordml/cid" xmlns:w16="http://schemas.microsoft.com/office/word/2018/wordml" xmlns:w16du="http://schemas.microsoft.com/office/word/2023/wordml/word16du" xmlns:w16sdtdh="http://schemas.microsoft.com/office/word/2020/wordml/sdtdatahash" xmlns:w16sdtfl="http://schemas.microsoft.com/office/word/2024/wordml/sdtformatlock" xmlns:w16se="http://schemas.microsoft.com/office/word/2015/wordml/symex" mc:Ignorable="w14 w15 w16se w16cid w16 w16cex w16sdtdh w16sdtfl w16du">
   <w:docDefaults>
     <w:rPrDefault>
       <w:rPr>
